--- a/lab2/отчет.docx
+++ b/lab2/отчет.docx
@@ -15,8 +15,6 @@
           <w:lang w:eastAsia="zh-CN"/>
         </w:rPr>
       </w:pPr>
-      <w:bookmarkStart w:id="0" w:name="_GoBack"/>
-      <w:bookmarkEnd w:id="0"/>
       <w:r>
         <w:rPr>
           <w:rFonts w:ascii="Times New Roman" w:eastAsia="Times New Roman" w:hAnsi="Times New Roman" w:cs="Times New Roman"/>
@@ -1198,6 +1196,171 @@
         </w:rPr>
         <w:t xml:space="preserve"> работает стабильно и позволяет наглядно оценить результаты применения каждого алгоритма обработки.</w:t>
       </w:r>
+    </w:p>
+    <w:p>
+      <w:pPr>
+        <w:spacing w:before="100" w:beforeAutospacing="1" w:after="100" w:afterAutospacing="1" w:line="240" w:lineRule="auto"/>
+        <w:rPr>
+          <w:rFonts w:ascii="Times New Roman" w:eastAsia="Times New Roman" w:hAnsi="Times New Roman" w:cs="Times New Roman"/>
+          <w:sz w:val="24"/>
+          <w:szCs w:val="24"/>
+          <w:lang w:eastAsia="zh-CN"/>
+        </w:rPr>
+      </w:pPr>
+      <w:r>
+        <w:rPr>
+          <w:rFonts w:ascii="Times New Roman" w:eastAsia="Times New Roman" w:hAnsi="Times New Roman" w:cs="Times New Roman"/>
+          <w:sz w:val="24"/>
+          <w:szCs w:val="24"/>
+          <w:lang w:eastAsia="zh-CN"/>
+        </w:rPr>
+        <w:drawing>
+          <wp:inline distT="0" distB="0" distL="0" distR="0" wp14:anchorId="1630F1CF" wp14:editId="7744525F">
+            <wp:extent cx="5760720" cy="3649980"/>
+            <wp:effectExtent l="0" t="0" r="0" b="7620"/>
+            <wp:docPr id="1" name="Рисунок 1"/>
+            <wp:cNvGraphicFramePr>
+              <a:graphicFrameLocks xmlns:a="http://schemas.openxmlformats.org/drawingml/2006/main" noChangeAspect="1"/>
+            </wp:cNvGraphicFramePr>
+            <a:graphic xmlns:a="http://schemas.openxmlformats.org/drawingml/2006/main">
+              <a:graphicData uri="http://schemas.openxmlformats.org/drawingml/2006/picture">
+                <pic:pic xmlns:pic="http://schemas.openxmlformats.org/drawingml/2006/picture">
+                  <pic:nvPicPr>
+                    <pic:cNvPr id="1" name=""/>
+                    <pic:cNvPicPr/>
+                  </pic:nvPicPr>
+                  <pic:blipFill>
+                    <a:blip r:embed="rId5"/>
+                    <a:stretch>
+                      <a:fillRect/>
+                    </a:stretch>
+                  </pic:blipFill>
+                  <pic:spPr>
+                    <a:xfrm>
+                      <a:off x="0" y="0"/>
+                      <a:ext cx="5760720" cy="3649980"/>
+                    </a:xfrm>
+                    <a:prstGeom prst="rect">
+                      <a:avLst/>
+                    </a:prstGeom>
+                  </pic:spPr>
+                </pic:pic>
+              </a:graphicData>
+            </a:graphic>
+          </wp:inline>
+        </w:drawing>
+      </w:r>
+    </w:p>
+    <w:p>
+      <w:pPr>
+        <w:spacing w:before="100" w:beforeAutospacing="1" w:after="100" w:afterAutospacing="1" w:line="240" w:lineRule="auto"/>
+        <w:rPr>
+          <w:rFonts w:ascii="Times New Roman" w:eastAsia="Times New Roman" w:hAnsi="Times New Roman" w:cs="Times New Roman"/>
+          <w:sz w:val="24"/>
+          <w:szCs w:val="24"/>
+          <w:lang w:eastAsia="zh-CN"/>
+        </w:rPr>
+      </w:pPr>
+      <w:r>
+        <w:rPr>
+          <w:rFonts w:ascii="Times New Roman" w:eastAsia="Times New Roman" w:hAnsi="Times New Roman" w:cs="Times New Roman"/>
+          <w:sz w:val="24"/>
+          <w:szCs w:val="24"/>
+          <w:lang w:eastAsia="zh-CN"/>
+        </w:rPr>
+        <w:lastRenderedPageBreak/>
+        <w:drawing>
+          <wp:inline distT="0" distB="0" distL="0" distR="0" wp14:anchorId="36F94772" wp14:editId="550EC3FE">
+            <wp:extent cx="5760720" cy="3649980"/>
+            <wp:effectExtent l="0" t="0" r="0" b="7620"/>
+            <wp:docPr id="5" name="Рисунок 5"/>
+            <wp:cNvGraphicFramePr>
+              <a:graphicFrameLocks xmlns:a="http://schemas.openxmlformats.org/drawingml/2006/main" noChangeAspect="1"/>
+            </wp:cNvGraphicFramePr>
+            <a:graphic xmlns:a="http://schemas.openxmlformats.org/drawingml/2006/main">
+              <a:graphicData uri="http://schemas.openxmlformats.org/drawingml/2006/picture">
+                <pic:pic xmlns:pic="http://schemas.openxmlformats.org/drawingml/2006/picture">
+                  <pic:nvPicPr>
+                    <pic:cNvPr id="1" name=""/>
+                    <pic:cNvPicPr/>
+                  </pic:nvPicPr>
+                  <pic:blipFill>
+                    <a:blip r:embed="rId6"/>
+                    <a:stretch>
+                      <a:fillRect/>
+                    </a:stretch>
+                  </pic:blipFill>
+                  <pic:spPr>
+                    <a:xfrm>
+                      <a:off x="0" y="0"/>
+                      <a:ext cx="5760720" cy="3649980"/>
+                    </a:xfrm>
+                    <a:prstGeom prst="rect">
+                      <a:avLst/>
+                    </a:prstGeom>
+                  </pic:spPr>
+                </pic:pic>
+              </a:graphicData>
+            </a:graphic>
+          </wp:inline>
+        </w:drawing>
+      </w:r>
+    </w:p>
+    <w:p>
+      <w:pPr>
+        <w:spacing w:before="100" w:beforeAutospacing="1" w:after="100" w:afterAutospacing="1" w:line="240" w:lineRule="auto"/>
+        <w:rPr>
+          <w:rFonts w:ascii="Times New Roman" w:eastAsia="Times New Roman" w:hAnsi="Times New Roman" w:cs="Times New Roman"/>
+          <w:sz w:val="24"/>
+          <w:szCs w:val="24"/>
+          <w:lang w:eastAsia="zh-CN"/>
+        </w:rPr>
+      </w:pPr>
+      <w:r>
+        <w:rPr>
+          <w:rFonts w:ascii="Times New Roman" w:eastAsia="Times New Roman" w:hAnsi="Times New Roman" w:cs="Times New Roman"/>
+          <w:sz w:val="24"/>
+          <w:szCs w:val="24"/>
+          <w:lang w:eastAsia="zh-CN"/>
+        </w:rPr>
+        <w:drawing>
+          <wp:inline distT="0" distB="0" distL="0" distR="0" wp14:anchorId="00DF54F8" wp14:editId="13A01B54">
+            <wp:extent cx="5760720" cy="3649980"/>
+            <wp:effectExtent l="0" t="0" r="0" b="7620"/>
+            <wp:docPr id="6" name="Рисунок 6"/>
+            <wp:cNvGraphicFramePr>
+              <a:graphicFrameLocks xmlns:a="http://schemas.openxmlformats.org/drawingml/2006/main" noChangeAspect="1"/>
+            </wp:cNvGraphicFramePr>
+            <a:graphic xmlns:a="http://schemas.openxmlformats.org/drawingml/2006/main">
+              <a:graphicData uri="http://schemas.openxmlformats.org/drawingml/2006/picture">
+                <pic:pic xmlns:pic="http://schemas.openxmlformats.org/drawingml/2006/picture">
+                  <pic:nvPicPr>
+                    <pic:cNvPr id="1" name=""/>
+                    <pic:cNvPicPr/>
+                  </pic:nvPicPr>
+                  <pic:blipFill>
+                    <a:blip r:embed="rId7"/>
+                    <a:stretch>
+                      <a:fillRect/>
+                    </a:stretch>
+                  </pic:blipFill>
+                  <pic:spPr>
+                    <a:xfrm>
+                      <a:off x="0" y="0"/>
+                      <a:ext cx="5760720" cy="3649980"/>
+                    </a:xfrm>
+                    <a:prstGeom prst="rect">
+                      <a:avLst/>
+                    </a:prstGeom>
+                  </pic:spPr>
+                </pic:pic>
+              </a:graphicData>
+            </a:graphic>
+          </wp:inline>
+        </w:drawing>
+      </w:r>
+      <w:bookmarkStart w:id="0" w:name="_GoBack"/>
+      <w:bookmarkEnd w:id="0"/>
     </w:p>
     <w:p/>
     <w:sectPr>
